--- a/assets/docs/Tim_Zhang_Resume_CN.docx
+++ b/assets/docs/Tim_Zhang_Resume_CN.docx
@@ -52,8 +52,37 @@
           <w:color w:val="585854"/>
           <w:sz w:val="16"/>
         </w:rPr>
-        <w:t>Portfolio: tim-portfolio.github.io/tim-portfolio | GitHub: github.com/February13</w:t>
+        <w:t xml:space="preserve">Portfolio: </w:t>
       </w:r>
+      <w:hyperlink r:id="rId9">
+        <w:r>
+          <w:rPr>
+            <w:color w:val="B45534"/>
+            <w:u w:val="single"/>
+            <w:sz w:val="16"/>
+            <w:szCs w:val="16"/>
+          </w:rPr>
+          <w:t>portfolio.timzhang.cn</w:t>
+        </w:r>
+      </w:hyperlink>
+      <w:r>
+        <w:rPr>
+          <w:color w:val="585854"/>
+          <w:sz w:val="16"/>
+        </w:rPr>
+        <w:t xml:space="preserve"> | GitHub: </w:t>
+      </w:r>
+      <w:hyperlink r:id="rId10">
+        <w:r>
+          <w:rPr>
+            <w:color w:val="B45534"/>
+            <w:u w:val="single"/>
+            <w:sz w:val="16"/>
+            <w:szCs w:val="16"/>
+          </w:rPr>
+          <w:t>github.com/February13</w:t>
+        </w:r>
+      </w:hyperlink>
     </w:p>
     <w:p>
       <w:pPr>
@@ -79,194 +108,7 @@
         <w:rPr>
           <w:sz w:val="16"/>
         </w:rPr>
-        <w:t>8 年以上生产级数据工程经验，覆盖商业银行、跨国零售、云数仓、公共服务自动化、保险反欺诈与临床 AI。曾交付 10TB+ 数仓上云、五层数仓建模、SOX 友好的财务数据流程、StarRocks 查询加速与生产报表管线。近年工作进一步延伸到 Agentic RAG、GraphDB 与临床 AI：代表项目包括获岭南杯二等奖的 SRR 智能体案件处理系统、GaitGPT 临床步态分析智能体，以及 MCC FWA 保险反欺诈图谱智能系统。</w:t>
-      </w:r>
-    </w:p>
-    <w:p>
-      <w:pPr>
-        <w:spacing w:before="80" w:after="40"/>
-        <w:pBdr>
-          <w:bottom w:val="single" w:sz="8" w:space="1" w:color="B45534"/>
-        </w:pBdr>
-      </w:pPr>
-      <w:r>
-        <w:rPr>
-          <w:b/>
-          <w:color w:val="1F374F"/>
-          <w:sz w:val="19"/>
-        </w:rPr>
-        <w:t>科研成果、专利与奖项</w:t>
-      </w:r>
-    </w:p>
-    <w:p>
-      <w:pPr>
-        <w:spacing w:after="20" w:line="240" w:lineRule="auto"/>
-      </w:pPr>
-      <w:r>
-        <w:rPr>
-          <w:b/>
-          <w:color w:val="141413"/>
-          <w:sz w:val="16"/>
-        </w:rPr>
-        <w:t>论文准备中：</w:t>
-      </w:r>
-      <w:r>
-        <w:rPr>
-          <w:color w:val="141413"/>
-          <w:sz w:val="16"/>
-        </w:rPr>
-        <w:t>From Symptoms to Signals: A Bidirectional LLM Framework for Literature-Grounded Clinical Gait Analysis.</w:t>
-      </w:r>
-    </w:p>
-    <w:p>
-      <w:pPr>
-        <w:spacing w:after="20" w:line="240" w:lineRule="auto"/>
-      </w:pPr>
-      <w:r>
-        <w:rPr>
-          <w:b/>
-          <w:color w:val="141413"/>
-          <w:sz w:val="16"/>
-        </w:rPr>
-        <w:t>专利交底准备中：</w:t>
-      </w:r>
-      <w:r>
-        <w:rPr>
-          <w:color w:val="141413"/>
-          <w:sz w:val="16"/>
-        </w:rPr>
-        <w:t>File-Driven Intelligent Case Processing System and Method for Public-Service Complaint Workflows / 一种面向公共服务投诉流程的文件驱动智能案件处理系统及方法。</w:t>
-      </w:r>
-    </w:p>
-    <w:p>
-      <w:pPr>
-        <w:spacing w:after="20" w:line="240" w:lineRule="auto"/>
-      </w:pPr>
-      <w:r>
-        <w:rPr>
-          <w:b/>
-          <w:color w:val="141413"/>
-          <w:sz w:val="16"/>
-        </w:rPr>
-        <w:t>发明披露准备中：</w:t>
-      </w:r>
-      <w:r>
-        <w:rPr>
-          <w:color w:val="141413"/>
-          <w:sz w:val="16"/>
-        </w:rPr>
-        <w:t>Evidence-Bound Bidirectional Clinical Gait Translation System and Method。</w:t>
-      </w:r>
-    </w:p>
-    <w:p>
-      <w:pPr>
-        <w:spacing w:after="20" w:line="240" w:lineRule="auto"/>
-      </w:pPr>
-      <w:r>
-        <w:rPr>
-          <w:b/>
-          <w:color w:val="141413"/>
-          <w:sz w:val="16"/>
-        </w:rPr>
-        <w:t>专利交底准备中：</w:t>
-      </w:r>
-      <w:r>
-        <w:rPr>
-          <w:color w:val="141413"/>
-          <w:sz w:val="16"/>
-        </w:rPr>
-        <w:t>视联发现：跨模态视觉关系的多模型融合方法。</w:t>
-      </w:r>
-    </w:p>
-    <w:p>
-      <w:pPr>
-        <w:spacing w:after="20" w:line="240" w:lineRule="auto"/>
-      </w:pPr>
-      <w:r>
-        <w:rPr>
-          <w:b/>
-          <w:color w:val="141413"/>
-          <w:sz w:val="16"/>
-        </w:rPr>
-        <w:t>岭南杯二等奖。</w:t>
-      </w:r>
-      <w:r>
-        <w:rPr>
-          <w:color w:val="141413"/>
-          <w:sz w:val="16"/>
-        </w:rPr>
-        <w:t>第四届中山大学“岭南杯”中国经济发展案例分析大赛；香港岭南大学 MScAIBA 团队 SRR 案例从 163 支队伍中入围 8 支决赛队伍。</w:t>
-      </w:r>
-    </w:p>
-    <w:p>
-      <w:pPr>
-        <w:spacing w:before="80" w:after="40"/>
-        <w:pBdr>
-          <w:bottom w:val="single" w:sz="8" w:space="1" w:color="B45534"/>
-        </w:pBdr>
-      </w:pPr>
-      <w:r>
-        <w:rPr>
-          <w:b/>
-          <w:color w:val="1F374F"/>
-          <w:sz w:val="19"/>
-        </w:rPr>
-        <w:t>教育经历与 AIBA 课程</w:t>
-      </w:r>
-    </w:p>
-    <w:p>
-      <w:pPr>
-        <w:spacing w:after="0"/>
-      </w:pPr>
-      <w:r>
-        <w:rPr>
-          <w:b/>
-          <w:color w:val="141413"/>
-          <w:sz w:val="16"/>
-        </w:rPr>
-        <w:t>人工智能与商业分析硕士</w:t>
-      </w:r>
-      <w:r>
-        <w:rPr>
-          <w:color w:val="141413"/>
-          <w:sz w:val="16"/>
-        </w:rPr>
-        <w:t xml:space="preserve"> | 香港岭南大学 | 2025 - 2026</w:t>
-      </w:r>
-    </w:p>
-    <w:p>
-      <w:pPr>
-        <w:pStyle w:val="ListBullet"/>
-        <w:spacing w:after="8" w:line="245" w:lineRule="auto"/>
-        <w:ind w:left="259" w:hanging="173"/>
-      </w:pPr>
-      <w:r>
-        <w:rPr>
-          <w:rFonts w:ascii="Arial" w:hAnsi="Arial"/>
-          <w:color w:val="141413"/>
-          <w:sz w:val="16"/>
-        </w:rPr>
-        <w:t>AIBA 相关课程：人工智能基础、商业数据管理、数据分析与编程原理、区块链、医疗健康分析、数据可视化、生成式 AI 编程、AI-Based Optimization。</w:t>
-      </w:r>
-    </w:p>
-    <w:p>
-      <w:pPr>
-        <w:spacing w:after="0"/>
-      </w:pPr>
-      <w:r>
-        <w:rPr>
-          <w:b/>
-          <w:color w:val="141413"/>
-          <w:sz w:val="16"/>
-        </w:rPr>
-        <w:t>管理学学士</w:t>
-      </w:r>
-      <w:r>
-        <w:rPr>
-          <w:color w:val="141413"/>
-          <w:sz w:val="16"/>
-        </w:rPr>
-        <w:t xml:space="preserve"> | 深圳大学 | 2014 - 2017</w:t>
+        <w:t>8 年以上生产级数据工程经验，覆盖商业银行、跨国零售、云数仓、公共服务自动化、保险反欺诈与研究型 AI。曾交付 10TB+ 数仓上云、五层数仓建模、SOX 友好的财务数据流程、StarRocks 查询加速与生产报表管线。近年工作进一步延伸到 Agentic RAG、Agent Runtime、多端智能化持续交付、GraphDB 与研究型 AI：代表项目包括获岭南杯二等奖的 SRR 智能体案件处理系统、Uniflo 软硬多端一体智能化持续交付平台、MCC FWA 保险反欺诈图谱智能系统，以及 GaitGPT 隐私优先步态研究助手。</w:t>
       </w:r>
     </w:p>
     <w:p>
@@ -342,7 +184,7 @@
           <w:color w:val="141413"/>
           <w:sz w:val="16"/>
         </w:rPr>
-        <w:t>FastAPI, LangChain/LangGraph, RAG, Agentic workflows, pgvector, GraphDB/Neo4j, OpenAI GPT-4o, Gemini, LLM-as-Judge</w:t>
+        <w:t>FastAPI, LangChain/LangGraph, RAG, Agentic workflows, Agent Runtime, multi-end delivery, workspace permissions, workflow trace, pgvector, GraphDB/Neo4j, OpenAI GPT-4o, Gemini, LLM-as-Judge</w:t>
       </w:r>
     </w:p>
     <w:p>
@@ -362,7 +204,7 @@
           <w:color w:val="141413"/>
           <w:sz w:val="16"/>
         </w:rPr>
-        <w:t>银行数据模型、B2B 订单/合同/损益报表、理赔审核、SOX 友好的数据流程</w:t>
+        <w:t>商业银行信贷/额度/贷款模型、零售 PNL/B2B/HR/Leasing 报表、理赔审核、SOX 友好的数据流程</w:t>
       </w:r>
     </w:p>
     <w:p>
@@ -435,7 +277,7 @@
         </w:rPr>
         <w:t>项目链接：</w:t>
       </w:r>
-      <w:hyperlink r:id="rId9">
+      <w:hyperlink r:id="rId11">
         <w:r>
           <w:rPr>
             <w:color w:val="B45534"/>
@@ -453,7 +295,7 @@
         </w:rPr>
         <w:t xml:space="preserve">  |  </w:t>
       </w:r>
-      <w:hyperlink r:id="rId10">
+      <w:hyperlink r:id="rId12">
         <w:r>
           <w:rPr>
             <w:color w:val="B45534"/>
@@ -539,7 +381,7 @@
           <w:color w:val="141413"/>
           <w:sz w:val="17"/>
         </w:rPr>
-        <w:t>GaitGPT：文献增强临床步态分析智能体</w:t>
+        <w:t>Uniflo：软硬多端一体智能化持续交付平台</w:t>
       </w:r>
       <w:r>
         <w:rPr>
@@ -547,7 +389,7 @@
           <w:color w:val="585854"/>
           <w:sz w:val="16"/>
         </w:rPr>
-        <w:t xml:space="preserve"> | 架构负责人 | 论文准备中 | iCAN 2026 | 岭南大学发明披露 | 2026</w:t>
+        <w:t xml:space="preserve"> | 核心构建者 | 产品与运行时架构 | 软硬多端交付 | 2026</w:t>
       </w:r>
     </w:p>
     <w:p>
@@ -563,7 +405,7 @@
         </w:rPr>
         <w:t>项目链接：</w:t>
       </w:r>
-      <w:hyperlink r:id="rId11">
+      <w:hyperlink r:id="rId13">
         <w:r>
           <w:rPr>
             <w:color w:val="B45534"/>
@@ -581,7 +423,7 @@
         </w:rPr>
         <w:t xml:space="preserve">  |  </w:t>
       </w:r>
-      <w:hyperlink r:id="rId12">
+      <w:hyperlink r:id="rId14">
         <w:r>
           <w:rPr>
             <w:color w:val="B45534"/>
@@ -589,7 +431,7 @@
             <w:sz w:val="16"/>
             <w:szCs w:val="16"/>
           </w:rPr>
-          <w:t>公开仓库</w:t>
+          <w:t>OpenUniflo 仓库</w:t>
         </w:r>
       </w:hyperlink>
     </w:p>
@@ -605,7 +447,7 @@
           <w:color w:val="141413"/>
           <w:sz w:val="16"/>
         </w:rPr>
-        <w:t>项目背景：步态数据提供密集传感器指标，而临床问题通常以跛行、拖步、不对称等症状语言提出，需要在症状与可测量指标之间建立桥梁。</w:t>
+        <w:t>项目背景：文件、会议、聊天、设备侧采集输入与工具调用分散在不同入口，需要比一次性对话更持久的上下文、安全访问和跨软硬件表面的可重复交付流程。</w:t>
       </w:r>
     </w:p>
     <w:p>
@@ -620,7 +462,7 @@
           <w:color w:val="141413"/>
           <w:sz w:val="16"/>
         </w:rPr>
-        <w:t>责任描述：负责系统方向与架构设计，完成反向翻译、知识解释、PubMed/Semantic Scholar 检索、证据评分、规则模板优先查询与物理约束校验。</w:t>
+        <w:t>责任描述：围绕 Python 运行时、React Web UI、OpenAI-compatible API、skill 系统、工作区与采集感知访问边界、权限护栏、trace 事件和 Application 候选生命周期持续构建。</w:t>
       </w:r>
     </w:p>
     <w:p>
@@ -635,7 +477,7 @@
           <w:color w:val="141413"/>
           <w:sz w:val="16"/>
         </w:rPr>
-        <w:t>项目成果：在 20 题 NONSD-Gait benchmark 上达到 0.9223 综合准确率与 10.07 秒中位响应时间；准备论文 From Symptoms to Signals、iCAN 2026 与发明披露材料。</w:t>
+        <w:t>项目成果：将 UniFlo 从产品命题推进为持续演进的平台代码仓和可展示项目故事，并沉淀 FileKG、视联发现、多端采集与可追溯来源引用机制等专利准备方向。</w:t>
       </w:r>
     </w:p>
     <w:p>
@@ -654,7 +496,7 @@
           <w:color w:val="585854"/>
           <w:sz w:val="16"/>
         </w:rPr>
-        <w:t>Python, FastAPI, Next.js/React, SurrealDB, LangGraph, PubMed/Semantic Scholar APIs, Ollama/Qwen, OpenAI-compatible providers</w:t>
+        <w:t>Python, FastAPI/aiohttp, React/Vite, OpenAI-compatible API, multi-end workflow orchestration, workspace tools, skill runtime, trace store, permission policy</w:t>
       </w:r>
     </w:p>
     <w:p>
@@ -743,8 +585,113 @@
       </w:r>
     </w:p>
     <w:p>
+      <w:pPr>
+        <w:spacing w:before="40" w:after="0"/>
+      </w:pPr>
       <w:r>
-        <w:br w:type="page"/>
+        <w:rPr>
+          <w:b/>
+          <w:color w:val="141413"/>
+          <w:sz w:val="17"/>
+        </w:rPr>
+        <w:t>GaitGPT：隐私优先的临床步态研究助手</w:t>
+      </w:r>
+      <w:r>
+        <w:rPr>
+          <w:i/>
+          <w:color w:val="585854"/>
+          <w:sz w:val="16"/>
+        </w:rPr>
+        <w:t xml:space="preserve"> | 架构负责人 | 论文准备中 | iCAN 2026 | 学校知识产权材料处理中 | 2026</w:t>
+      </w:r>
+    </w:p>
+    <w:p>
+      <w:pPr>
+        <w:spacing w:after="0"/>
+        <w:ind w:left="58"/>
+      </w:pPr>
+      <w:r>
+        <w:rPr>
+          <w:b/>
+          <w:color w:val="B45534"/>
+          <w:sz w:val="16"/>
+        </w:rPr>
+        <w:t>项目链接：</w:t>
+      </w:r>
+      <w:hyperlink r:id="rId15">
+        <w:r>
+          <w:rPr>
+            <w:color w:val="B45534"/>
+            <w:u w:val="single"/>
+            <w:sz w:val="16"/>
+            <w:szCs w:val="16"/>
+          </w:rPr>
+          <w:t>主页案例</w:t>
+        </w:r>
+      </w:hyperlink>
+    </w:p>
+    <w:p>
+      <w:pPr>
+        <w:pStyle w:val="ListBullet"/>
+        <w:spacing w:after="8" w:line="245" w:lineRule="auto"/>
+        <w:ind w:left="259" w:hanging="173"/>
+      </w:pPr>
+      <w:r>
+        <w:rPr>
+          <w:rFonts w:ascii="Arial" w:hAnsi="Arial"/>
+          <w:color w:val="141413"/>
+          <w:sz w:val="16"/>
+        </w:rPr>
+        <w:t>项目背景：步态数据提供密集传感器指标，而临床问题通常以跛行、拖步、不对称等症状语言提出，需要在症状与可测量指标之间建立桥梁。</w:t>
+      </w:r>
+    </w:p>
+    <w:p>
+      <w:pPr>
+        <w:pStyle w:val="ListBullet"/>
+        <w:spacing w:after="8" w:line="245" w:lineRule="auto"/>
+        <w:ind w:left="259" w:hanging="173"/>
+      </w:pPr>
+      <w:r>
+        <w:rPr>
+          <w:rFonts w:ascii="Arial" w:hAnsi="Arial"/>
+          <w:color w:val="141413"/>
+          <w:sz w:val="16"/>
+        </w:rPr>
+        <w:t>责任描述：负责系统方向与架构设计，完成意图路由、规则优先 CSV 分析、文献增强解释、结构化 Findings 输出与生物力学校验。</w:t>
+      </w:r>
+    </w:p>
+    <w:p>
+      <w:pPr>
+        <w:pStyle w:val="ListBullet"/>
+        <w:spacing w:after="8" w:line="245" w:lineRule="auto"/>
+        <w:ind w:left="259" w:hanging="173"/>
+      </w:pPr>
+      <w:r>
+        <w:rPr>
+          <w:rFonts w:ascii="Arial" w:hAnsi="Arial"/>
+          <w:color w:val="141413"/>
+          <w:sz w:val="16"/>
+        </w:rPr>
+        <w:t>项目成果：在 20 题 NONSD-Gait benchmark 上达到 0.9223 综合准确率与 10.07 秒中位响应时间；准备论文、iCAN 2026 与学校知识产权材料，同时不公开专利敏感实现细节。</w:t>
+      </w:r>
+    </w:p>
+    <w:p>
+      <w:pPr>
+        <w:spacing w:after="20"/>
+      </w:pPr>
+      <w:r>
+        <w:rPr>
+          <w:b/>
+          <w:sz w:val="16"/>
+        </w:rPr>
+        <w:t>技术栈：</w:t>
+      </w:r>
+      <w:r>
+        <w:rPr>
+          <w:color w:val="585854"/>
+          <w:sz w:val="16"/>
+        </w:rPr>
+        <w:t>Python, FastAPI, Next.js/React, SurrealDB, LangGraph, PubMed/Semantic Scholar APIs, Ollama/Qwen, OpenAI-compatible providers</w:t>
       </w:r>
     </w:p>
     <w:p>
@@ -794,7 +741,7 @@
           <w:color w:val="141413"/>
           <w:sz w:val="16"/>
         </w:rPr>
-        <w:t>项目背景：跨国零售企业的 B2B 财务与运营报表依赖订单、合同、账单、库存、礼品卡、仓储和财务等碎片化数据源。</w:t>
+        <w:t>项目背景：跨国零售企业财务与运营报表覆盖 PNL、B2B、HR、Leasing、订单、合同、账单、库存、礼品卡、仓储和财务等数据源。</w:t>
       </w:r>
     </w:p>
     <w:p>
@@ -809,7 +756,7 @@
           <w:color w:val="141413"/>
           <w:sz w:val="16"/>
         </w:rPr>
-        <w:t>责任描述：迁移 10TB+ IDC 数仓至腾讯云，重建 ODS/DIM/DWD/DWS/ADS 分层；交付项目、订单、商品、客户、门店、履约、库存、毛利、支付、审批与 ETL 装载字段的 ADS 报表表，并配套 SOX 友好发布证据与生产监控。</w:t>
+        <w:t>责任描述：迁移 10TB+ IDC 数仓至腾讯云，重建 ODS/DIM/DWD/DWS/ADS 分层；支持 B2B 精细化管理，梳理数据资产地图与血缘，并补充 T+0 数据质量响应和生产监控。</w:t>
       </w:r>
     </w:p>
     <w:p>
@@ -824,7 +771,7 @@
           <w:color w:val="141413"/>
           <w:sz w:val="16"/>
         </w:rPr>
-        <w:t>项目成果：Seatunnel 同步一致性达到 99.95%，故障减少 70%；ORC/SparkSQL 优化使磁盘占用降低 38%、查询速度提升 55%、ETL 时长降低 87.5%；StarRocks + Hive 外表加速将核心分析查询从 3-10 分钟降至平均 0.8 秒。</w:t>
+        <w:t>项目成果：财务数据底座优化 50%+；Seatunnel 同步一致性达到 99.95%，故障减少 70%；ORC/SparkSQL 优化使磁盘占用降低 38%、查询速度提升 55%、ETL 时长降低 87.5%；StarRocks 物化视图 / 模型优化将核心分析查询从 3-10 分钟降至平均 0.8 秒。</w:t>
       </w:r>
     </w:p>
     <w:p>
@@ -858,7 +805,7 @@
           <w:color w:val="141413"/>
           <w:sz w:val="16"/>
         </w:rPr>
-        <w:t>项目背景：企业报表团队需要在 100+ 交易系统上沉淀可复用的数仓模型层，并统一指标口径。</w:t>
+        <w:t>项目背景：商业银行数据中台需要维护信贷域、推进额度系统改造、评估核心贷款迁移影响，并在 100+ 交易系统上沉淀可复用模型层。</w:t>
       </w:r>
     </w:p>
     <w:p>
@@ -873,7 +820,7 @@
           <w:color w:val="141413"/>
           <w:sz w:val="16"/>
         </w:rPr>
-        <w:t>责任描述：设计 5 层 Hive 数仓模型，使用 Informatica PowerCenter 集成源数据，开发 Impala/HQL 指标逻辑与 UDF/UDTF 处理。</w:t>
+        <w:t>责任描述：作为信贷组组长维护仓库域，使用 Informatica PowerCenter 集成源数据，产出 SIT/UAT 报告，优化 30+ 问题点，落地 15 个重要额度模型，并处理 Impala 数据倾斜、脚本逻辑与 UDF 重定价日计算。</w:t>
       </w:r>
     </w:p>
     <w:p>
@@ -888,7 +835,7 @@
           <w:color w:val="141413"/>
           <w:sz w:val="16"/>
         </w:rPr>
-        <w:t>项目成果：提升跨团队模型复用约 50%，并通过敏感数据脱敏与复用计算逻辑支持合规分析。</w:t>
+        <w:t>项目成果：提升跨团队模型复用约 50%，稳定信贷 / 额度 / 贷款报表，并通过血缘、质量规则、受控变更和下游集市支撑银行级交付。</w:t>
       </w:r>
     </w:p>
     <w:p>
@@ -922,7 +869,7 @@
           <w:color w:val="141413"/>
           <w:sz w:val="16"/>
         </w:rPr>
-        <w:t>项目背景：商业银行数据集市需要稳定定义公司信贷、额度、借款合同、放款、还款、结算账户和产品级报表口径。</w:t>
+        <w:t>项目背景：商业银行数据集市需要稳定定义公司信贷、额度、借款合同、核心贷款、贷款账户、贷款借据、放款、还款、结算账户和产品级报表口径。</w:t>
       </w:r>
     </w:p>
     <w:p>
@@ -937,7 +884,7 @@
           <w:color w:val="141413"/>
           <w:sz w:val="16"/>
         </w:rPr>
-        <w:t>责任描述：维护数仓模型层 SQL，将集市需求转化为可追溯逻辑，并与银行业务方对齐源表血缘、问题处理与口径变更。</w:t>
+        <w:t>责任描述：维护数仓模型层 SQL，将集市需求转化为可追溯逻辑，并与银行业务方对齐源表血缘、模型变更、问题处理与报表口径。</w:t>
       </w:r>
     </w:p>
     <w:p>
@@ -952,7 +899,7 @@
           <w:color w:val="141413"/>
           <w:sz w:val="16"/>
         </w:rPr>
-        <w:t>项目成果：支撑财务、监管与管理报表输出，形成一致定义、受控变更和稳定下游交付。</w:t>
+        <w:t>项目成果：支撑财务、监管与管理报表输出，形成一致定义、受控变更、问题可追踪和稳定下游交付。</w:t>
       </w:r>
     </w:p>
     <w:p>
@@ -1002,6 +949,77 @@
           <w:sz w:val="16"/>
         </w:rPr>
         <w:t>责任描述/成果：处理网络与系统问题，并编写 Bash/Python 自动化脚本减少重复人工操作。</w:t>
+      </w:r>
+    </w:p>
+    <w:p>
+      <w:pPr>
+        <w:spacing w:before="80" w:after="40"/>
+        <w:pBdr>
+          <w:bottom w:val="single" w:sz="8" w:space="1" w:color="B45534"/>
+        </w:pBdr>
+      </w:pPr>
+      <w:r>
+        <w:rPr>
+          <w:b/>
+          <w:color w:val="1F374F"/>
+          <w:sz w:val="19"/>
+        </w:rPr>
+        <w:t>教育经历与 AIBA 课程</w:t>
+      </w:r>
+    </w:p>
+    <w:p>
+      <w:pPr>
+        <w:spacing w:after="0"/>
+      </w:pPr>
+      <w:r>
+        <w:rPr>
+          <w:b/>
+          <w:color w:val="141413"/>
+          <w:sz w:val="16"/>
+        </w:rPr>
+        <w:t>人工智能与商业分析硕士</w:t>
+      </w:r>
+      <w:r>
+        <w:rPr>
+          <w:color w:val="141413"/>
+          <w:sz w:val="16"/>
+        </w:rPr>
+        <w:t xml:space="preserve"> | 香港岭南大学 | 2025 - 2026</w:t>
+      </w:r>
+    </w:p>
+    <w:p>
+      <w:pPr>
+        <w:pStyle w:val="ListBullet"/>
+        <w:spacing w:after="8" w:line="245" w:lineRule="auto"/>
+        <w:ind w:left="259" w:hanging="173"/>
+      </w:pPr>
+      <w:r>
+        <w:rPr>
+          <w:rFonts w:ascii="Arial" w:hAnsi="Arial"/>
+          <w:color w:val="141413"/>
+          <w:sz w:val="16"/>
+        </w:rPr>
+        <w:t>相关课程：人工智能基础、商业数据管理、数据分析与编程、区块链、医疗健康分析、数据可视化、生成式 AI 编程、AI-Based Optimization。</w:t>
+      </w:r>
+    </w:p>
+    <w:p>
+      <w:pPr>
+        <w:spacing w:after="0"/>
+      </w:pPr>
+      <w:r>
+        <w:rPr>
+          <w:b/>
+          <w:color w:val="141413"/>
+          <w:sz w:val="16"/>
+        </w:rPr>
+        <w:t>管理学学士</w:t>
+      </w:r>
+      <w:r>
+        <w:rPr>
+          <w:color w:val="141413"/>
+          <w:sz w:val="16"/>
+        </w:rPr>
+        <w:t xml:space="preserve"> | 深圳大学 | 2014 - 2017</w:t>
       </w:r>
     </w:p>
     <w:p>
